--- a/manuel-math-t5/Manuel_Mathematiques_T5_METHODES.docx
+++ b/manuel-math-t5/Manuel_Mathematiques_T5_METHODES.docx
@@ -1132,7 +1132,7 @@
       <w:r>
         <w:drawing>
           <wp:inline distT="0" distB="0" distL="0" distR="0">
-            <wp:extent cx="4762500" cy="3086100"/>
+            <wp:extent cx="4762500" cy="4876800"/>
             <wp:effectExtent t="0" r="0" b="0" l="0"/>
             <wp:docPr id="3" name=""/>
             <wp:cNvGraphicFramePr>
@@ -1157,7 +1157,7 @@
                   <pic:spPr bwMode="auto">
                     <a:xfrm>
                       <a:off x="0" y="0"/>
-                      <a:ext cx="4762500" cy="3086100"/>
+                      <a:ext cx="4762500" cy="4876800"/>
                     </a:xfrm>
                     <a:prstGeom prst="rect">
                       <a:avLst/>

--- a/manuel-math-t5/Manuel_Mathematiques_T5_METHODES.docx
+++ b/manuel-math-t5/Manuel_Mathematiques_T5_METHODES.docx
@@ -121,7 +121,7 @@
           <w:sz w:val="24"/>
           <w:szCs w:val="24"/>
         </w:rPr>
-        <w:t xml:space="preserve">la croix de la preuve par 9, la division pas à pas, les mots-indices des problèmes…</w:t>
+        <w:t xml:space="preserve">le schéma de contrôle par 9, la division pas à pas, les mots-indices des problèmes…</w:t>
       </w:r>
     </w:p>
     <w:p>
@@ -239,7 +239,7 @@
           <w:sz w:val="24"/>
           <w:szCs w:val="24"/>
         </w:rPr>
-        <w:t xml:space="preserve">4. La preuve par 9 — la croix qui contrôle × et ÷</w:t>
+        <w:t xml:space="preserve">4. La preuve par 9 — le schéma qui contrôle × et ÷</w:t>
       </w:r>
     </w:p>
     <w:p>
@@ -1192,7 +1192,7 @@
           <w:sz w:val="32"/>
           <w:szCs w:val="32"/>
         </w:rPr>
-        <w:t xml:space="preserve">FICHE 4 — LA PREUVE PAR 9 : LA CROIX MAGIQUE</w:t>
+        <w:t xml:space="preserve">FICHE 4 — LA PREUVE PAR 9 : LE SCHÉMA MAGIQUE</w:t>
       </w:r>
       <w:bookmarkEnd w:id="5"/>
     </w:p>
@@ -1212,7 +1212,7 @@
           <w:sz w:val="24"/>
           <w:szCs w:val="24"/>
         </w:rPr>
-        <w:t xml:space="preserve">La preuve par neuf contrôle une multiplication ou une division en quelques secondes. Elle a plus de mille ans — et elle tient dans une croix.</w:t>
+        <w:t xml:space="preserve">La preuve par neuf contrôle une multiplication ou une division en quelques secondes. Elle se lit dans un dessin à quatre directions.</w:t>
       </w:r>
     </w:p>
     <w:p>
@@ -1263,7 +1263,7 @@
           <w:sz w:val="24"/>
           <w:szCs w:val="24"/>
         </w:rPr>
-        <w:t xml:space="preserve">Étape 2 — Trace la croix (un grand ×) et place : </w:t>
+        <w:t xml:space="preserve">Étape 2 — Place les nombres sur le schéma et suis les branches : </w:t>
       </w:r>
       <w:r>
         <w:rPr>
@@ -1374,7 +1374,7 @@
           <w:sz w:val="24"/>
           <w:szCs w:val="24"/>
         </w:rPr>
-        <w:t xml:space="preserve">Exemple de réduction rapide : 425 → 4 + 2 + 5 = 11 → 1 + 1 = 2. Et 945 : on jette le 9, 4 + 5 = 9 → on jette encore → 0 : parfait pour la croix !</w:t>
+        <w:t xml:space="preserve">Exemple de réduction rapide : 425 → 4 + 2 + 5 = 11 → 1 + 1 = 2. Et 945 : on jette le 9, 4 + 5 = 9 → on jette encore → 0 : les flèches du schéma font le contrôle !</w:t>
       </w:r>
     </w:p>
     <w:p>
@@ -1394,7 +1394,7 @@
           <w:sz w:val="24"/>
           <w:szCs w:val="24"/>
         </w:rPr>
-        <w:t xml:space="preserve">Limite de la croix : </w:t>
+        <w:t xml:space="preserve">Limite du schéma : </w:t>
       </w:r>
       <w:r>
         <w:rPr>
@@ -2371,7 +2371,7 @@
           <w:sz w:val="24"/>
           <w:szCs w:val="24"/>
         </w:rPr>
-        <w:t xml:space="preserve">Même armure : lis deux fois, une question à la fois, cherche la question cachée (fiche 1), choisis l’opération avec les mots-indices, convertis les unités, vérifie avec la croix par 9 (fiche 4) et la preuve royale (fiche 5) — puis réponds en phrase complète avec l’unité. Bon CEPE !</w:t>
+        <w:t xml:space="preserve">Même armure : lis deux fois, une question à la fois, cherche la question cachée (fiche 1), choisis l’opération avec les mots-indices, convertis les unités, vérifie avec le schéma par 9 (fiche 4) et la preuve royale (fiche 5) — puis réponds en phrase complète avec l’unité. Bon CEPE !</w:t>
       </w:r>
     </w:p>
     <w:sectPr>
